--- a/output/docx/ru/BUFRCREX_TableB_ru_30.docx
+++ b/output/docx/ru/BUFRCREX_TableB_ru_30.docx
@@ -2182,7 +2182,7 @@
           <w:i/>
           <w:sz w:val="14"/>
         </w:rPr>
-        <w:t>Note 92: Для однозначного различения случаев отсутствия данных и насыщенных пикселей, n-битовые данные об изображении следует кодировать, используя длину данных n+1. Когда такого дескриптора еще нет в классе 30, дескриптор оператора 2 01 YYY следует использовать для изменения длины данных существующей позиции, по мере необходимости.</w:t>
+        <w:t>Note B92: Для однозначного различения случаев отсутствия данных и насыщенных пикселей, n-битовые данные об изображении следует кодировать, используя длину данных n+1. Когда такого дескриптора еще нет в классе 30, дескриптор оператора 2 01 YYY следует использовать для изменения длины данных существующей позиции, по мере необходимости.</w:t>
       </w:r>
     </w:p>
     <w:p>
@@ -2192,7 +2192,7 @@
           <w:i/>
           <w:sz w:val="14"/>
         </w:rPr>
-        <w:t>Note 115: Длина данных пикселя может быть изменена с помощью дескриптора 2 01 YYY.</w:t>
+        <w:t>Note B115: Длина данных пикселя может быть изменена с помощью дескриптора 2 01 YYY.</w:t>
       </w:r>
     </w:p>
     <w:sectPr>
